--- a/itinerary/thailand/word/Couples Choice Bangkok and Pattaya 5D 4N.docx
+++ b/itinerary/thailand/word/Couples Choice Bangkok and Pattaya 5D 4N.docx
@@ -19,7 +19,6 @@
           <w:lang w:val="en-US"/>
         </w:rPr>
       </w:pPr>
-      <w:bookmarkStart w:id="0" w:name="_GoBack"/>
       <w:r>
         <w:rPr>
           <w:lang w:val="en-US"/>
@@ -46,7 +45,6 @@
         </w:rPr>
         <w:t>Pattaya</w:t>
       </w:r>
-      <w:bookmarkEnd w:id="0"/>
       <w:proofErr w:type="spellEnd"/>
       <w:r>
         <w:rPr>
@@ -433,19 +431,17 @@
                 <w:lang w:val="en-US"/>
               </w:rPr>
             </w:pPr>
-            <w:proofErr w:type="spellStart"/>
-            <w:r>
-              <w:rPr>
-                <w:lang w:val="en-US"/>
-              </w:rPr>
-              <w:t>Alcazar</w:t>
-            </w:r>
-            <w:proofErr w:type="spellEnd"/>
-            <w:r>
-              <w:rPr>
-                <w:lang w:val="en-US"/>
-              </w:rPr>
-              <w:t xml:space="preserve"> Show</w:t>
+            <w:r>
+              <w:rPr>
+                <w:lang w:val="en-US"/>
+              </w:rPr>
+              <w:t>Alcazar Show</w:t>
+            </w:r>
+            <w:r>
+              <w:rPr>
+                <w:lang w:val="en-US"/>
+              </w:rPr>
+              <w:t xml:space="preserve"> in the evening.</w:t>
             </w:r>
           </w:p>
         </w:tc>
@@ -586,7 +582,7 @@
         <w:tc>
           <w:tcPr>
             <w:tcW w:w="1446" w:type="dxa"/>
-            <w:shd w:val="clear" w:color="auto" w:fill="FFE599" w:themeFill="accent4" w:themeFillTint="66"/>
+            <w:shd w:val="clear" w:color="auto" w:fill="FFF2CC" w:themeFill="accent4" w:themeFillTint="33"/>
           </w:tcPr>
           <w:p>
             <w:pPr>
@@ -605,7 +601,7 @@
         <w:tc>
           <w:tcPr>
             <w:tcW w:w="1516" w:type="dxa"/>
-            <w:shd w:val="clear" w:color="auto" w:fill="FFE599" w:themeFill="accent4" w:themeFillTint="66"/>
+            <w:shd w:val="clear" w:color="auto" w:fill="FFF2CC" w:themeFill="accent4" w:themeFillTint="33"/>
           </w:tcPr>
           <w:p>
             <w:pPr>
@@ -644,7 +640,7 @@
         <w:tc>
           <w:tcPr>
             <w:tcW w:w="1484" w:type="dxa"/>
-            <w:shd w:val="clear" w:color="auto" w:fill="FFE599" w:themeFill="accent4" w:themeFillTint="66"/>
+            <w:shd w:val="clear" w:color="auto" w:fill="FFF2CC" w:themeFill="accent4" w:themeFillTint="33"/>
           </w:tcPr>
           <w:p>
             <w:pPr>
@@ -663,7 +659,7 @@
         <w:tc>
           <w:tcPr>
             <w:tcW w:w="1756" w:type="dxa"/>
-            <w:shd w:val="clear" w:color="auto" w:fill="FFE599" w:themeFill="accent4" w:themeFillTint="66"/>
+            <w:shd w:val="clear" w:color="auto" w:fill="FFF2CC" w:themeFill="accent4" w:themeFillTint="33"/>
           </w:tcPr>
           <w:p>
             <w:pPr>
@@ -682,7 +678,7 @@
         <w:tc>
           <w:tcPr>
             <w:tcW w:w="1492" w:type="dxa"/>
-            <w:shd w:val="clear" w:color="auto" w:fill="FFE599" w:themeFill="accent4" w:themeFillTint="66"/>
+            <w:shd w:val="clear" w:color="auto" w:fill="FFF2CC" w:themeFill="accent4" w:themeFillTint="33"/>
           </w:tcPr>
           <w:p>
             <w:pPr>
@@ -701,7 +697,7 @@
         <w:tc>
           <w:tcPr>
             <w:tcW w:w="1500" w:type="dxa"/>
-            <w:shd w:val="clear" w:color="auto" w:fill="FFE599" w:themeFill="accent4" w:themeFillTint="66"/>
+            <w:shd w:val="clear" w:color="auto" w:fill="FFF2CC" w:themeFill="accent4" w:themeFillTint="33"/>
           </w:tcPr>
           <w:p>
             <w:pPr>
@@ -721,21 +717,7 @@
               <w:rPr>
                 <w:lang w:val="en-US"/>
               </w:rPr>
-              <w:t xml:space="preserve"> Sri </w:t>
-            </w:r>
-            <w:proofErr w:type="spellStart"/>
-            <w:r>
-              <w:rPr>
-                <w:lang w:val="en-US"/>
-              </w:rPr>
-              <w:t>Racha</w:t>
-            </w:r>
-            <w:proofErr w:type="spellEnd"/>
-            <w:r>
-              <w:rPr>
-                <w:lang w:val="en-US"/>
-              </w:rPr>
-              <w:t xml:space="preserve"> Tiger Zoo</w:t>
+              <w:t xml:space="preserve"> Bangkok City Tour (Golden Buddha + Marble Buddha)</w:t>
             </w:r>
           </w:p>
         </w:tc>
@@ -748,7 +730,7 @@
         <w:tc>
           <w:tcPr>
             <w:tcW w:w="1446" w:type="dxa"/>
-            <w:shd w:val="clear" w:color="auto" w:fill="FFF2CC" w:themeFill="accent4" w:themeFillTint="33"/>
+            <w:shd w:val="clear" w:color="auto" w:fill="FFE599" w:themeFill="accent4" w:themeFillTint="66"/>
           </w:tcPr>
           <w:p>
             <w:pPr>
@@ -767,7 +749,7 @@
         <w:tc>
           <w:tcPr>
             <w:tcW w:w="1516" w:type="dxa"/>
-            <w:shd w:val="clear" w:color="auto" w:fill="FFF2CC" w:themeFill="accent4" w:themeFillTint="33"/>
+            <w:shd w:val="clear" w:color="auto" w:fill="FFE599" w:themeFill="accent4" w:themeFillTint="66"/>
           </w:tcPr>
           <w:p>
             <w:pPr>
@@ -786,7 +768,7 @@
         <w:tc>
           <w:tcPr>
             <w:tcW w:w="1484" w:type="dxa"/>
-            <w:shd w:val="clear" w:color="auto" w:fill="FFF2CC" w:themeFill="accent4" w:themeFillTint="33"/>
+            <w:shd w:val="clear" w:color="auto" w:fill="FFE599" w:themeFill="accent4" w:themeFillTint="66"/>
           </w:tcPr>
           <w:p>
             <w:pPr>
@@ -805,7 +787,7 @@
         <w:tc>
           <w:tcPr>
             <w:tcW w:w="1756" w:type="dxa"/>
-            <w:shd w:val="clear" w:color="auto" w:fill="FFF2CC" w:themeFill="accent4" w:themeFillTint="33"/>
+            <w:shd w:val="clear" w:color="auto" w:fill="FFE599" w:themeFill="accent4" w:themeFillTint="66"/>
           </w:tcPr>
           <w:p>
             <w:pPr>
@@ -824,7 +806,7 @@
         <w:tc>
           <w:tcPr>
             <w:tcW w:w="1492" w:type="dxa"/>
-            <w:shd w:val="clear" w:color="auto" w:fill="FFF2CC" w:themeFill="accent4" w:themeFillTint="33"/>
+            <w:shd w:val="clear" w:color="auto" w:fill="FFE599" w:themeFill="accent4" w:themeFillTint="66"/>
           </w:tcPr>
           <w:p>
             <w:pPr>
@@ -843,7 +825,7 @@
         <w:tc>
           <w:tcPr>
             <w:tcW w:w="1500" w:type="dxa"/>
-            <w:shd w:val="clear" w:color="auto" w:fill="FFF2CC" w:themeFill="accent4" w:themeFillTint="33"/>
+            <w:shd w:val="clear" w:color="auto" w:fill="FFE599" w:themeFill="accent4" w:themeFillTint="66"/>
           </w:tcPr>
           <w:p>
             <w:pPr>
@@ -868,139 +850,937 @@
         <w:tc>
           <w:tcPr>
             <w:tcW w:w="1446" w:type="dxa"/>
+            <w:shd w:val="clear" w:color="auto" w:fill="FFF2CC" w:themeFill="accent4" w:themeFillTint="33"/>
+          </w:tcPr>
+          <w:p>
+            <w:pPr>
+              <w:rPr>
+                <w:lang w:val="en-US"/>
+              </w:rPr>
+            </w:pPr>
+            <w:r>
+              <w:rPr>
+                <w:lang w:val="en-US"/>
+              </w:rPr>
+              <w:t>5</w:t>
+            </w:r>
+          </w:p>
+        </w:tc>
+        <w:tc>
+          <w:tcPr>
+            <w:tcW w:w="1516" w:type="dxa"/>
+            <w:shd w:val="clear" w:color="auto" w:fill="FFF2CC" w:themeFill="accent4" w:themeFillTint="33"/>
+          </w:tcPr>
+          <w:p>
+            <w:pPr>
+              <w:rPr>
+                <w:lang w:val="en-US"/>
+              </w:rPr>
+            </w:pPr>
+            <w:r>
+              <w:rPr>
+                <w:lang w:val="en-US"/>
+              </w:rPr>
+              <w:t>Departure from Bangkok</w:t>
+            </w:r>
+            <w:r>
+              <w:rPr>
+                <w:lang w:val="en-US"/>
+              </w:rPr>
+              <w:t xml:space="preserve"> </w:t>
+            </w:r>
+          </w:p>
+          <w:p>
+            <w:pPr>
+              <w:rPr>
+                <w:lang w:val="en-US"/>
+              </w:rPr>
+            </w:pPr>
+            <w:r>
+              <w:rPr>
+                <w:lang w:val="en-US"/>
+              </w:rPr>
+              <w:t>Hotel to Airport</w:t>
+            </w:r>
+            <w:r>
+              <w:rPr>
+                <w:lang w:val="en-US"/>
+              </w:rPr>
+              <w:t xml:space="preserve"> (BKK)</w:t>
+            </w:r>
+          </w:p>
+        </w:tc>
+        <w:tc>
+          <w:tcPr>
+            <w:tcW w:w="1484" w:type="dxa"/>
+            <w:shd w:val="clear" w:color="auto" w:fill="FFF2CC" w:themeFill="accent4" w:themeFillTint="33"/>
+          </w:tcPr>
+          <w:p>
+            <w:pPr>
+              <w:rPr>
+                <w:lang w:val="en-US"/>
+              </w:rPr>
+            </w:pPr>
+            <w:r>
+              <w:rPr>
+                <w:lang w:val="en-US"/>
+              </w:rPr>
+              <w:t>Private</w:t>
+            </w:r>
+          </w:p>
+        </w:tc>
+        <w:tc>
+          <w:tcPr>
+            <w:tcW w:w="1756" w:type="dxa"/>
+            <w:shd w:val="clear" w:color="auto" w:fill="FFF2CC" w:themeFill="accent4" w:themeFillTint="33"/>
+          </w:tcPr>
+          <w:p>
+            <w:pPr>
+              <w:rPr>
+                <w:lang w:val="en-US"/>
+              </w:rPr>
+            </w:pPr>
+            <w:r>
+              <w:rPr>
+                <w:lang w:val="en-US"/>
+              </w:rPr>
+              <w:t>-</w:t>
+            </w:r>
+          </w:p>
+        </w:tc>
+        <w:tc>
+          <w:tcPr>
+            <w:tcW w:w="1492" w:type="dxa"/>
+            <w:shd w:val="clear" w:color="auto" w:fill="FFF2CC" w:themeFill="accent4" w:themeFillTint="33"/>
+          </w:tcPr>
+          <w:p>
+            <w:pPr>
+              <w:rPr>
+                <w:lang w:val="en-US"/>
+              </w:rPr>
+            </w:pPr>
+            <w:r>
+              <w:rPr>
+                <w:lang w:val="en-US"/>
+              </w:rPr>
+              <w:t>Breakfast</w:t>
+            </w:r>
+          </w:p>
+        </w:tc>
+        <w:tc>
+          <w:tcPr>
+            <w:tcW w:w="1500" w:type="dxa"/>
+            <w:shd w:val="clear" w:color="auto" w:fill="FFF2CC" w:themeFill="accent4" w:themeFillTint="33"/>
+          </w:tcPr>
+          <w:p>
+            <w:pPr>
+              <w:rPr>
+                <w:lang w:val="en-US"/>
+              </w:rPr>
+            </w:pPr>
+            <w:r>
+              <w:rPr>
+                <w:lang w:val="en-US"/>
+              </w:rPr>
+              <w:t>-</w:t>
+            </w:r>
+          </w:p>
+        </w:tc>
+      </w:tr>
+    </w:tbl>
+    <w:p>
+      <w:pPr>
+        <w:rPr>
+          <w:lang w:val="en-US"/>
+        </w:rPr>
+      </w:pPr>
+      <w:r>
+        <w:rPr>
+          <w:lang w:val="en-US"/>
+        </w:rPr>
+        <w:br/>
+        <w:t>SIC stands for ‘seat in coach’ which is a shared type of transfer.</w:t>
+      </w:r>
+    </w:p>
+    <w:p>
+      <w:pPr>
+        <w:pStyle w:val="Heading2"/>
+        <w:jc w:val="center"/>
+        <w:rPr>
+          <w:b/>
+          <w:bCs/>
+          <w:color w:val="auto"/>
+          <w:sz w:val="32"/>
+          <w:szCs w:val="32"/>
+          <w:u w:val="single"/>
+          <w:lang w:val="en-US"/>
+        </w:rPr>
+      </w:pPr>
+    </w:p>
+    <w:p>
+      <w:pPr>
+        <w:pStyle w:val="Heading2"/>
+        <w:jc w:val="center"/>
+        <w:rPr>
+          <w:b/>
+          <w:bCs/>
+          <w:color w:val="auto"/>
+          <w:sz w:val="32"/>
+          <w:szCs w:val="32"/>
+          <w:u w:val="single"/>
+          <w:lang w:val="en-US"/>
+        </w:rPr>
+      </w:pPr>
+      <w:r>
+        <w:rPr>
+          <w:b/>
+          <w:bCs/>
+          <w:color w:val="auto"/>
+          <w:sz w:val="32"/>
+          <w:szCs w:val="32"/>
+          <w:u w:val="single"/>
+          <w:lang w:val="en-US"/>
+        </w:rPr>
+        <w:t>Hotels</w:t>
+      </w:r>
+    </w:p>
+    <w:p>
+      <w:pPr>
+        <w:rPr>
+          <w:lang w:val="en-US"/>
+        </w:rPr>
+      </w:pPr>
+    </w:p>
+    <w:p>
+      <w:pPr>
+        <w:rPr>
+          <w:lang w:val="en-US"/>
+        </w:rPr>
+      </w:pPr>
+      <w:r>
+        <w:rPr>
+          <w:b/>
+          <w:bCs/>
+          <w:lang w:val="en-US"/>
+        </w:rPr>
+        <w:t>Travel date</w:t>
+      </w:r>
+      <w:r>
+        <w:rPr>
+          <w:lang w:val="en-US"/>
+        </w:rPr>
+        <w:t xml:space="preserve"> – </w:t>
+      </w:r>
+    </w:p>
+    <w:p>
+      <w:pPr>
+        <w:rPr>
+          <w:lang w:val="en-US"/>
+        </w:rPr>
+      </w:pPr>
+      <w:r>
+        <w:rPr>
+          <w:b/>
+          <w:bCs/>
+          <w:lang w:val="en-US"/>
+        </w:rPr>
+        <w:t>No of people</w:t>
+      </w:r>
+      <w:r>
+        <w:rPr>
+          <w:lang w:val="en-US"/>
+        </w:rPr>
+        <w:t xml:space="preserve"> –</w:t>
+      </w:r>
+      <w:r>
+        <w:rPr>
+          <w:lang w:val="en-US"/>
+        </w:rPr>
+        <w:t xml:space="preserve"> 2 </w:t>
+      </w:r>
+    </w:p>
+    <w:tbl>
+      <w:tblPr>
+        <w:tblStyle w:val="TableGrid"/>
+        <w:tblW w:w="9016" w:type="dxa"/>
+        <w:jc w:val="center"/>
+        <w:tblLook w:val="04A0" w:firstRow="1" w:lastRow="0" w:firstColumn="1" w:lastColumn="0" w:noHBand="0" w:noVBand="1"/>
+      </w:tblPr>
+      <w:tblGrid>
+        <w:gridCol w:w="2071"/>
+        <w:gridCol w:w="1079"/>
+        <w:gridCol w:w="1001"/>
+        <w:gridCol w:w="1831"/>
+        <w:gridCol w:w="1007"/>
+        <w:gridCol w:w="1050"/>
+        <w:gridCol w:w="977"/>
+      </w:tblGrid>
+      <w:tr>
+        <w:trPr>
+          <w:trHeight w:val="291"/>
+          <w:jc w:val="center"/>
+        </w:trPr>
+        <w:tc>
+          <w:tcPr>
+            <w:tcW w:w="2167" w:type="dxa"/>
+            <w:shd w:val="clear" w:color="auto" w:fill="FFD966" w:themeFill="accent4" w:themeFillTint="99"/>
+          </w:tcPr>
+          <w:p>
+            <w:pPr>
+              <w:jc w:val="center"/>
+              <w:rPr>
+                <w:b/>
+                <w:bCs/>
+                <w:lang w:val="en-US"/>
+              </w:rPr>
+            </w:pPr>
+            <w:r>
+              <w:rPr>
+                <w:b/>
+                <w:bCs/>
+                <w:lang w:val="en-US"/>
+              </w:rPr>
+              <w:t>Check in</w:t>
+            </w:r>
+          </w:p>
+        </w:tc>
+        <w:tc>
+          <w:tcPr>
+            <w:tcW w:w="1079" w:type="dxa"/>
+            <w:shd w:val="clear" w:color="auto" w:fill="FFD966" w:themeFill="accent4" w:themeFillTint="99"/>
+          </w:tcPr>
+          <w:p>
+            <w:pPr>
+              <w:jc w:val="center"/>
+              <w:rPr>
+                <w:b/>
+                <w:bCs/>
+                <w:lang w:val="en-US"/>
+              </w:rPr>
+            </w:pPr>
+            <w:r>
+              <w:rPr>
+                <w:b/>
+                <w:bCs/>
+                <w:lang w:val="en-US"/>
+              </w:rPr>
+              <w:t>Checkout</w:t>
+            </w:r>
+          </w:p>
+        </w:tc>
+        <w:tc>
+          <w:tcPr>
+            <w:tcW w:w="1015" w:type="dxa"/>
+            <w:shd w:val="clear" w:color="auto" w:fill="FFD966" w:themeFill="accent4" w:themeFillTint="99"/>
+          </w:tcPr>
+          <w:p>
+            <w:pPr>
+              <w:jc w:val="center"/>
+              <w:rPr>
+                <w:b/>
+                <w:bCs/>
+                <w:lang w:val="en-US"/>
+              </w:rPr>
+            </w:pPr>
+            <w:r>
+              <w:rPr>
+                <w:b/>
+                <w:bCs/>
+                <w:lang w:val="en-US"/>
+              </w:rPr>
+              <w:t>No. of N</w:t>
+            </w:r>
+            <w:r>
+              <w:rPr>
+                <w:b/>
+                <w:bCs/>
+                <w:lang w:val="en-US"/>
+              </w:rPr>
+              <w:t>ights</w:t>
+            </w:r>
+          </w:p>
+        </w:tc>
+        <w:tc>
+          <w:tcPr>
+            <w:tcW w:w="1831" w:type="dxa"/>
+            <w:shd w:val="clear" w:color="auto" w:fill="FFD966" w:themeFill="accent4" w:themeFillTint="99"/>
+          </w:tcPr>
+          <w:p>
+            <w:pPr>
+              <w:jc w:val="center"/>
+              <w:rPr>
+                <w:b/>
+                <w:bCs/>
+                <w:lang w:val="en-US"/>
+              </w:rPr>
+            </w:pPr>
+            <w:r>
+              <w:rPr>
+                <w:b/>
+                <w:bCs/>
+                <w:lang w:val="en-US"/>
+              </w:rPr>
+              <w:t>Accommodation</w:t>
+            </w:r>
+            <w:r>
+              <w:rPr>
+                <w:b/>
+                <w:bCs/>
+                <w:lang w:val="en-US"/>
+              </w:rPr>
+              <w:t>*</w:t>
+            </w:r>
+          </w:p>
+        </w:tc>
+        <w:tc>
+          <w:tcPr>
+            <w:tcW w:w="1019" w:type="dxa"/>
+            <w:shd w:val="clear" w:color="auto" w:fill="FFD966" w:themeFill="accent4" w:themeFillTint="99"/>
+          </w:tcPr>
+          <w:p>
+            <w:pPr>
+              <w:jc w:val="center"/>
+              <w:rPr>
+                <w:b/>
+                <w:bCs/>
+                <w:lang w:val="en-US"/>
+              </w:rPr>
+            </w:pPr>
+            <w:r>
+              <w:rPr>
+                <w:b/>
+                <w:bCs/>
+                <w:lang w:val="en-US"/>
+              </w:rPr>
+              <w:t>No. of Rooms</w:t>
+            </w:r>
+          </w:p>
+        </w:tc>
+        <w:tc>
+          <w:tcPr>
+            <w:tcW w:w="1055" w:type="dxa"/>
+            <w:shd w:val="clear" w:color="auto" w:fill="FFD966" w:themeFill="accent4" w:themeFillTint="99"/>
+          </w:tcPr>
+          <w:p>
+            <w:pPr>
+              <w:jc w:val="center"/>
+              <w:rPr>
+                <w:b/>
+                <w:bCs/>
+                <w:lang w:val="en-US"/>
+              </w:rPr>
+            </w:pPr>
+            <w:r>
+              <w:rPr>
+                <w:b/>
+                <w:bCs/>
+                <w:lang w:val="en-US"/>
+              </w:rPr>
+              <w:t>Room Type</w:t>
+            </w:r>
+          </w:p>
+        </w:tc>
+        <w:tc>
+          <w:tcPr>
+            <w:tcW w:w="850" w:type="dxa"/>
+            <w:shd w:val="clear" w:color="auto" w:fill="FFD966" w:themeFill="accent4" w:themeFillTint="99"/>
+          </w:tcPr>
+          <w:p>
+            <w:pPr>
+              <w:jc w:val="center"/>
+              <w:rPr>
+                <w:b/>
+                <w:bCs/>
+                <w:lang w:val="en-US"/>
+              </w:rPr>
+            </w:pPr>
+            <w:r>
+              <w:rPr>
+                <w:b/>
+                <w:bCs/>
+                <w:lang w:val="en-US"/>
+              </w:rPr>
+              <w:t>City</w:t>
+            </w:r>
+          </w:p>
+        </w:tc>
+      </w:tr>
+      <w:tr>
+        <w:trPr>
+          <w:trHeight w:val="737"/>
+          <w:jc w:val="center"/>
+        </w:trPr>
+        <w:tc>
+          <w:tcPr>
+            <w:tcW w:w="2167" w:type="dxa"/>
+            <w:shd w:val="clear" w:color="auto" w:fill="FFF2CC" w:themeFill="accent4" w:themeFillTint="33"/>
+          </w:tcPr>
+          <w:p>
+            <w:pPr>
+              <w:jc w:val="center"/>
+              <w:rPr>
+                <w:lang w:val="en-US"/>
+              </w:rPr>
+            </w:pPr>
+          </w:p>
+        </w:tc>
+        <w:tc>
+          <w:tcPr>
+            <w:tcW w:w="1079" w:type="dxa"/>
+            <w:shd w:val="clear" w:color="auto" w:fill="FFF2CC" w:themeFill="accent4" w:themeFillTint="33"/>
+          </w:tcPr>
+          <w:p>
+            <w:pPr>
+              <w:jc w:val="center"/>
+              <w:rPr>
+                <w:lang w:val="en-US"/>
+              </w:rPr>
+            </w:pPr>
+          </w:p>
+        </w:tc>
+        <w:tc>
+          <w:tcPr>
+            <w:tcW w:w="1015" w:type="dxa"/>
+            <w:shd w:val="clear" w:color="auto" w:fill="FFF2CC" w:themeFill="accent4" w:themeFillTint="33"/>
+          </w:tcPr>
+          <w:p>
+            <w:pPr>
+              <w:jc w:val="center"/>
+              <w:rPr>
+                <w:lang w:val="en-US"/>
+              </w:rPr>
+            </w:pPr>
+            <w:r>
+              <w:rPr>
+                <w:lang w:val="en-US"/>
+              </w:rPr>
+              <w:t>2</w:t>
+            </w:r>
+          </w:p>
+        </w:tc>
+        <w:tc>
+          <w:tcPr>
+            <w:tcW w:w="1831" w:type="dxa"/>
+            <w:shd w:val="clear" w:color="auto" w:fill="FFF2CC" w:themeFill="accent4" w:themeFillTint="33"/>
+          </w:tcPr>
+          <w:p>
+            <w:pPr>
+              <w:jc w:val="center"/>
+              <w:rPr>
+                <w:lang w:val="en-US"/>
+              </w:rPr>
+            </w:pPr>
+            <w:r>
+              <w:rPr>
+                <w:lang w:val="en-US"/>
+              </w:rPr>
+              <w:t xml:space="preserve">Mind Resort </w:t>
+            </w:r>
+            <w:proofErr w:type="spellStart"/>
+            <w:r>
+              <w:rPr>
+                <w:lang w:val="en-US"/>
+              </w:rPr>
+              <w:t>Pattaya</w:t>
+            </w:r>
+            <w:proofErr w:type="spellEnd"/>
+          </w:p>
+        </w:tc>
+        <w:tc>
+          <w:tcPr>
+            <w:tcW w:w="1019" w:type="dxa"/>
+            <w:shd w:val="clear" w:color="auto" w:fill="FFF2CC" w:themeFill="accent4" w:themeFillTint="33"/>
+          </w:tcPr>
+          <w:p>
+            <w:pPr>
+              <w:jc w:val="center"/>
+              <w:rPr>
+                <w:lang w:val="en-US"/>
+              </w:rPr>
+            </w:pPr>
+            <w:r>
+              <w:rPr>
+                <w:lang w:val="en-US"/>
+              </w:rPr>
+              <w:t xml:space="preserve">1 </w:t>
+            </w:r>
+          </w:p>
+        </w:tc>
+        <w:tc>
+          <w:tcPr>
+            <w:tcW w:w="1055" w:type="dxa"/>
+            <w:shd w:val="clear" w:color="auto" w:fill="FFF2CC" w:themeFill="accent4" w:themeFillTint="33"/>
+          </w:tcPr>
+          <w:p>
+            <w:pPr>
+              <w:jc w:val="center"/>
+              <w:rPr>
+                <w:lang w:val="en-US"/>
+              </w:rPr>
+            </w:pPr>
+            <w:r>
+              <w:rPr>
+                <w:lang w:val="en-US"/>
+              </w:rPr>
+              <w:t>Superior Room</w:t>
+            </w:r>
+          </w:p>
+        </w:tc>
+        <w:tc>
+          <w:tcPr>
+            <w:tcW w:w="850" w:type="dxa"/>
+            <w:shd w:val="clear" w:color="auto" w:fill="FFF2CC" w:themeFill="accent4" w:themeFillTint="33"/>
+          </w:tcPr>
+          <w:p>
+            <w:pPr>
+              <w:jc w:val="center"/>
+              <w:rPr>
+                <w:lang w:val="en-US"/>
+              </w:rPr>
+            </w:pPr>
+            <w:proofErr w:type="spellStart"/>
+            <w:r>
+              <w:rPr>
+                <w:lang w:val="en-US"/>
+              </w:rPr>
+              <w:t>Pattaya</w:t>
+            </w:r>
+            <w:proofErr w:type="spellEnd"/>
+          </w:p>
+        </w:tc>
+      </w:tr>
+      <w:tr>
+        <w:trPr>
+          <w:trHeight w:val="638"/>
+          <w:jc w:val="center"/>
+        </w:trPr>
+        <w:tc>
+          <w:tcPr>
+            <w:tcW w:w="2167" w:type="dxa"/>
             <w:shd w:val="clear" w:color="auto" w:fill="FFE599" w:themeFill="accent4" w:themeFillTint="66"/>
           </w:tcPr>
           <w:p>
             <w:pPr>
-              <w:rPr>
-                <w:lang w:val="en-US"/>
-              </w:rPr>
-            </w:pPr>
+              <w:jc w:val="center"/>
+              <w:rPr>
+                <w:lang w:val="en-US"/>
+              </w:rPr>
+            </w:pPr>
+          </w:p>
+        </w:tc>
+        <w:tc>
+          <w:tcPr>
+            <w:tcW w:w="1079" w:type="dxa"/>
+            <w:shd w:val="clear" w:color="auto" w:fill="FFE599" w:themeFill="accent4" w:themeFillTint="66"/>
+          </w:tcPr>
+          <w:p>
+            <w:pPr>
+              <w:jc w:val="center"/>
+              <w:rPr>
+                <w:lang w:val="en-US"/>
+              </w:rPr>
+            </w:pPr>
+          </w:p>
+        </w:tc>
+        <w:tc>
+          <w:tcPr>
+            <w:tcW w:w="1015" w:type="dxa"/>
+            <w:shd w:val="clear" w:color="auto" w:fill="FFE599" w:themeFill="accent4" w:themeFillTint="66"/>
+          </w:tcPr>
+          <w:p>
+            <w:pPr>
+              <w:jc w:val="center"/>
+              <w:rPr>
+                <w:lang w:val="en-US"/>
+              </w:rPr>
+            </w:pPr>
+            <w:r>
+              <w:rPr>
+                <w:lang w:val="en-US"/>
+              </w:rPr>
+              <w:t>2</w:t>
+            </w:r>
+          </w:p>
+        </w:tc>
+        <w:tc>
+          <w:tcPr>
+            <w:tcW w:w="1831" w:type="dxa"/>
+            <w:shd w:val="clear" w:color="auto" w:fill="FFE599" w:themeFill="accent4" w:themeFillTint="66"/>
+          </w:tcPr>
+          <w:p>
+            <w:pPr>
+              <w:jc w:val="center"/>
+              <w:rPr>
+                <w:lang w:val="en-US"/>
+              </w:rPr>
+            </w:pPr>
+            <w:r>
+              <w:rPr>
+                <w:lang w:val="en-US"/>
+              </w:rPr>
+              <w:t xml:space="preserve">The </w:t>
+            </w:r>
+            <w:proofErr w:type="spellStart"/>
+            <w:r>
+              <w:rPr>
+                <w:lang w:val="en-US"/>
+              </w:rPr>
+              <w:t>Ecotel</w:t>
+            </w:r>
+            <w:proofErr w:type="spellEnd"/>
+            <w:r>
+              <w:rPr>
+                <w:lang w:val="en-US"/>
+              </w:rPr>
+              <w:t xml:space="preserve"> Hotel</w:t>
+            </w:r>
+          </w:p>
+        </w:tc>
+        <w:tc>
+          <w:tcPr>
+            <w:tcW w:w="1019" w:type="dxa"/>
+            <w:shd w:val="clear" w:color="auto" w:fill="FFE599" w:themeFill="accent4" w:themeFillTint="66"/>
+          </w:tcPr>
+          <w:p>
+            <w:pPr>
+              <w:jc w:val="center"/>
+              <w:rPr>
+                <w:lang w:val="en-US"/>
+              </w:rPr>
+            </w:pPr>
+            <w:r>
+              <w:rPr>
+                <w:lang w:val="en-US"/>
+              </w:rPr>
+              <w:t xml:space="preserve">1 </w:t>
+            </w:r>
+          </w:p>
+        </w:tc>
+        <w:tc>
+          <w:tcPr>
+            <w:tcW w:w="1055" w:type="dxa"/>
+            <w:shd w:val="clear" w:color="auto" w:fill="FFE599" w:themeFill="accent4" w:themeFillTint="66"/>
+          </w:tcPr>
+          <w:p>
+            <w:pPr>
+              <w:jc w:val="center"/>
+              <w:rPr>
+                <w:lang w:val="en-US"/>
+              </w:rPr>
+            </w:pPr>
+            <w:r>
+              <w:rPr>
+                <w:lang w:val="en-US"/>
+              </w:rPr>
+              <w:t>Superior Room</w:t>
+            </w:r>
+          </w:p>
+        </w:tc>
+        <w:tc>
+          <w:tcPr>
+            <w:tcW w:w="850" w:type="dxa"/>
+            <w:shd w:val="clear" w:color="auto" w:fill="FFE599" w:themeFill="accent4" w:themeFillTint="66"/>
+          </w:tcPr>
+          <w:p>
+            <w:pPr>
+              <w:jc w:val="center"/>
+              <w:rPr>
+                <w:lang w:val="en-US"/>
+              </w:rPr>
+            </w:pPr>
+            <w:r>
+              <w:rPr>
+                <w:lang w:val="en-US"/>
+              </w:rPr>
+              <w:t>Bangkok</w:t>
+            </w:r>
+          </w:p>
+        </w:tc>
+      </w:tr>
+    </w:tbl>
+    <w:p>
+      <w:pPr>
+        <w:rPr>
+          <w:lang w:val="en-US"/>
+        </w:rPr>
+      </w:pPr>
+    </w:p>
+    <w:p>
+      <w:pPr>
+        <w:rPr>
+          <w:lang w:val="en-US"/>
+        </w:rPr>
+      </w:pPr>
+      <w:r>
+        <w:rPr>
+          <w:lang w:val="en-US"/>
+        </w:rPr>
+        <w:t>*indicates given hotels are subject to availability, incase these are not available similar category hotels will be provided.</w:t>
+      </w:r>
+    </w:p>
+    <w:p>
+      <w:pPr>
+        <w:rPr>
+          <w:lang w:val="en-US"/>
+        </w:rPr>
+      </w:pPr>
+    </w:p>
+    <w:p>
+      <w:pPr>
+        <w:pStyle w:val="Heading2"/>
+        <w:jc w:val="center"/>
+        <w:rPr>
+          <w:b/>
+          <w:bCs/>
+          <w:color w:val="auto"/>
+          <w:sz w:val="32"/>
+          <w:szCs w:val="32"/>
+          <w:u w:val="single"/>
+          <w:lang w:val="en-US"/>
+        </w:rPr>
+      </w:pPr>
+      <w:r>
+        <w:rPr>
+          <w:b/>
+          <w:bCs/>
+          <w:color w:val="auto"/>
+          <w:sz w:val="32"/>
+          <w:szCs w:val="32"/>
+          <w:u w:val="single"/>
+          <w:lang w:val="en-US"/>
+        </w:rPr>
+        <w:t>Quotation</w:t>
+      </w:r>
+    </w:p>
+    <w:p>
+      <w:pPr>
+        <w:rPr>
+          <w:lang w:val="en-US"/>
+        </w:rPr>
+      </w:pPr>
+    </w:p>
+    <w:tbl>
+      <w:tblPr>
+        <w:tblStyle w:val="TableGrid"/>
+        <w:tblW w:w="0" w:type="auto"/>
+        <w:jc w:val="center"/>
+        <w:tblLook w:val="04A0" w:firstRow="1" w:lastRow="0" w:firstColumn="1" w:lastColumn="0" w:noHBand="0" w:noVBand="1"/>
+      </w:tblPr>
+      <w:tblGrid>
+        <w:gridCol w:w="4508"/>
+        <w:gridCol w:w="4508"/>
+      </w:tblGrid>
+      <w:tr>
+        <w:trPr>
+          <w:jc w:val="center"/>
+        </w:trPr>
+        <w:tc>
+          <w:tcPr>
+            <w:tcW w:w="4508" w:type="dxa"/>
+            <w:shd w:val="clear" w:color="auto" w:fill="FFD966" w:themeFill="accent4" w:themeFillTint="99"/>
+          </w:tcPr>
+          <w:p>
+            <w:pPr>
+              <w:jc w:val="center"/>
+              <w:rPr>
+                <w:lang w:val="en-US"/>
+              </w:rPr>
+            </w:pPr>
+            <w:r>
+              <w:rPr>
+                <w:lang w:val="en-US"/>
+              </w:rPr>
+              <w:t>Cost per person in INR</w:t>
+            </w:r>
+          </w:p>
+        </w:tc>
+        <w:tc>
+          <w:tcPr>
+            <w:tcW w:w="4508" w:type="dxa"/>
+            <w:shd w:val="clear" w:color="auto" w:fill="FFD966" w:themeFill="accent4" w:themeFillTint="99"/>
+          </w:tcPr>
+          <w:p>
+            <w:pPr>
+              <w:jc w:val="center"/>
+              <w:rPr>
+                <w:lang w:val="en-US"/>
+              </w:rPr>
+            </w:pPr>
+            <w:r>
+              <w:rPr>
+                <w:lang w:val="en-US"/>
+              </w:rPr>
+              <w:t>Total cost in INR</w:t>
+            </w:r>
+          </w:p>
+        </w:tc>
+      </w:tr>
+      <w:tr>
+        <w:trPr>
+          <w:trHeight w:val="368"/>
+          <w:jc w:val="center"/>
+        </w:trPr>
+        <w:tc>
+          <w:tcPr>
+            <w:tcW w:w="4508" w:type="dxa"/>
+            <w:shd w:val="clear" w:color="auto" w:fill="FFE599" w:themeFill="accent4" w:themeFillTint="66"/>
+          </w:tcPr>
+          <w:p>
+            <w:pPr>
+              <w:jc w:val="center"/>
+              <w:rPr>
+                <w:lang w:val="en-US"/>
+              </w:rPr>
+            </w:pPr>
+            <w:r>
+              <w:rPr>
+                <w:lang w:val="en-US"/>
+              </w:rPr>
+              <w:t>22</w:t>
+            </w:r>
+            <w:r>
+              <w:rPr>
+                <w:lang w:val="en-US"/>
+              </w:rPr>
+              <w:t>,</w:t>
+            </w:r>
             <w:r>
               <w:rPr>
                 <w:lang w:val="en-US"/>
               </w:rPr>
               <w:t>5</w:t>
             </w:r>
-          </w:p>
-        </w:tc>
-        <w:tc>
-          <w:tcPr>
-            <w:tcW w:w="1516" w:type="dxa"/>
+            <w:r>
+              <w:rPr>
+                <w:lang w:val="en-US"/>
+              </w:rPr>
+              <w:t>00</w:t>
+            </w:r>
+          </w:p>
+        </w:tc>
+        <w:tc>
+          <w:tcPr>
+            <w:tcW w:w="4508" w:type="dxa"/>
             <w:shd w:val="clear" w:color="auto" w:fill="FFE599" w:themeFill="accent4" w:themeFillTint="66"/>
           </w:tcPr>
           <w:p>
             <w:pPr>
-              <w:rPr>
-                <w:lang w:val="en-US"/>
-              </w:rPr>
-            </w:pPr>
-            <w:r>
-              <w:rPr>
-                <w:lang w:val="en-US"/>
-              </w:rPr>
-              <w:t>Departure from Bangkok</w:t>
-            </w:r>
-            <w:r>
-              <w:rPr>
-                <w:lang w:val="en-US"/>
-              </w:rPr>
-              <w:t xml:space="preserve"> </w:t>
-            </w:r>
-          </w:p>
-          <w:p>
-            <w:pPr>
-              <w:rPr>
-                <w:lang w:val="en-US"/>
-              </w:rPr>
-            </w:pPr>
-            <w:r>
-              <w:rPr>
-                <w:lang w:val="en-US"/>
-              </w:rPr>
-              <w:t>Hotel to Airport</w:t>
-            </w:r>
-            <w:r>
-              <w:rPr>
-                <w:lang w:val="en-US"/>
-              </w:rPr>
-              <w:t xml:space="preserve"> (BKK)</w:t>
-            </w:r>
-          </w:p>
-        </w:tc>
-        <w:tc>
-          <w:tcPr>
-            <w:tcW w:w="1484" w:type="dxa"/>
-            <w:shd w:val="clear" w:color="auto" w:fill="FFE599" w:themeFill="accent4" w:themeFillTint="66"/>
-          </w:tcPr>
-          <w:p>
-            <w:pPr>
-              <w:rPr>
-                <w:lang w:val="en-US"/>
-              </w:rPr>
-            </w:pPr>
-            <w:r>
-              <w:rPr>
-                <w:lang w:val="en-US"/>
-              </w:rPr>
-              <w:t>Private</w:t>
-            </w:r>
-          </w:p>
-        </w:tc>
-        <w:tc>
-          <w:tcPr>
-            <w:tcW w:w="1756" w:type="dxa"/>
-            <w:shd w:val="clear" w:color="auto" w:fill="FFE599" w:themeFill="accent4" w:themeFillTint="66"/>
-          </w:tcPr>
-          <w:p>
-            <w:pPr>
-              <w:rPr>
-                <w:lang w:val="en-US"/>
-              </w:rPr>
-            </w:pPr>
-            <w:r>
-              <w:rPr>
-                <w:lang w:val="en-US"/>
-              </w:rPr>
-              <w:t>-</w:t>
-            </w:r>
-          </w:p>
-        </w:tc>
-        <w:tc>
-          <w:tcPr>
-            <w:tcW w:w="1492" w:type="dxa"/>
-            <w:shd w:val="clear" w:color="auto" w:fill="FFE599" w:themeFill="accent4" w:themeFillTint="66"/>
-          </w:tcPr>
-          <w:p>
-            <w:pPr>
-              <w:rPr>
-                <w:lang w:val="en-US"/>
-              </w:rPr>
-            </w:pPr>
-            <w:r>
-              <w:rPr>
-                <w:lang w:val="en-US"/>
-              </w:rPr>
-              <w:t>Breakfast</w:t>
-            </w:r>
-          </w:p>
-        </w:tc>
-        <w:tc>
-          <w:tcPr>
-            <w:tcW w:w="1500" w:type="dxa"/>
-            <w:shd w:val="clear" w:color="auto" w:fill="FFE599" w:themeFill="accent4" w:themeFillTint="66"/>
-          </w:tcPr>
-          <w:p>
-            <w:pPr>
-              <w:rPr>
-                <w:lang w:val="en-US"/>
-              </w:rPr>
-            </w:pPr>
-            <w:r>
-              <w:rPr>
-                <w:lang w:val="en-US"/>
-              </w:rPr>
-              <w:t>-</w:t>
+              <w:jc w:val="center"/>
+              <w:rPr>
+                <w:lang w:val="en-US"/>
+              </w:rPr>
+            </w:pPr>
+            <w:r>
+              <w:rPr>
+                <w:lang w:val="en-US"/>
+              </w:rPr>
+              <w:t>45</w:t>
+            </w:r>
+            <w:r>
+              <w:rPr>
+                <w:lang w:val="en-US"/>
+              </w:rPr>
+              <w:t>,000</w:t>
             </w:r>
           </w:p>
         </w:tc>
@@ -1080,11 +1860,13 @@
         </w:rPr>
         <w:t>Holidayz</w:t>
       </w:r>
+      <w:bookmarkStart w:id="0" w:name="_GoBack"/>
+      <w:bookmarkEnd w:id="0"/>
       <w:proofErr w:type="spellEnd"/>
     </w:p>
     <w:sectPr>
-      <w:headerReference w:type="default" r:id="rId6"/>
-      <w:footerReference w:type="default" r:id="rId7"/>
+      <w:headerReference w:type="default" r:id="rId7"/>
+      <w:footerReference w:type="default" r:id="rId8"/>
       <w:pgSz w:w="11906" w:h="16838"/>
       <w:pgMar w:top="1440" w:right="1440" w:bottom="1440" w:left="1440" w:header="708" w:footer="708" w:gutter="0"/>
       <w:pgBorders w:offsetFrom="page">
@@ -1355,6 +2137,9 @@
   <w:p>
     <w:pPr>
       <w:pStyle w:val="Header"/>
+      <w:rPr>
+        <w:rStyle w:val="Hyperlink"/>
+      </w:rPr>
     </w:pPr>
     <w:r>
       <w:tab/>
@@ -1371,6 +2156,18 @@
         <w:t>happyholidayz72@gmail.com</w:t>
       </w:r>
     </w:hyperlink>
+  </w:p>
+  <w:p>
+    <w:pPr>
+      <w:pStyle w:val="Header"/>
+    </w:pPr>
+    <w:r>
+      <w:tab/>
+    </w:r>
+    <w:r>
+      <w:tab/>
+      <w:t>Tel: +91 7058220372 / 9604894046</w:t>
+    </w:r>
   </w:p>
   <w:p>
     <w:pPr>
@@ -1442,6 +2239,127 @@
     </w:r>
   </w:p>
 </w:hdr>
+</file>
+
+<file path=word/numbering.xml><?xml version="1.0" encoding="utf-8"?>
+<w:numbering xmlns:wpc="http://schemas.microsoft.com/office/word/2010/wordprocessingCanvas" xmlns:mc="http://schemas.openxmlformats.org/markup-compatibility/2006" xmlns:o="urn:schemas-microsoft-com:office:office" xmlns:r="http://schemas.openxmlformats.org/officeDocument/2006/relationships" xmlns:m="http://schemas.openxmlformats.org/officeDocument/2006/math" xmlns:v="urn:schemas-microsoft-com:vml" xmlns:wp14="http://schemas.microsoft.com/office/word/2010/wordprocessingDrawing" xmlns:wp="http://schemas.openxmlformats.org/drawingml/2006/wordprocessingDrawing" xmlns:w10="urn:schemas-microsoft-com:office:word" xmlns:w="http://schemas.openxmlformats.org/wordprocessingml/2006/main" xmlns:w14="http://schemas.microsoft.com/office/word/2010/wordml" xmlns:w15="http://schemas.microsoft.com/office/word/2012/wordml" xmlns:wpg="http://schemas.microsoft.com/office/word/2010/wordprocessingGroup" xmlns:wpi="http://schemas.microsoft.com/office/word/2010/wordprocessingInk" xmlns:wne="http://schemas.microsoft.com/office/word/2006/wordml" xmlns:wps="http://schemas.microsoft.com/office/word/2010/wordprocessingShape" mc:Ignorable="w14 w15 wp14">
+  <w:abstractNum w:abstractNumId="0" w15:restartNumberingAfterBreak="0">
+    <w:nsid w:val="72073A4D"/>
+    <w:multiLevelType w:val="hybridMultilevel"/>
+    <w:tmpl w:val="32A8DC50"/>
+    <w:lvl w:ilvl="0" w:tplc="E6B66ADE">
+      <w:start w:val="4"/>
+      <w:numFmt w:val="bullet"/>
+      <w:lvlText w:val=""/>
+      <w:lvlJc w:val="left"/>
+      <w:pPr>
+        <w:ind w:left="720" w:hanging="360"/>
+      </w:pPr>
+      <w:rPr>
+        <w:rFonts w:ascii="Symbol" w:eastAsiaTheme="minorHAnsi" w:hAnsi="Symbol" w:cstheme="minorBidi" w:hint="default"/>
+      </w:rPr>
+    </w:lvl>
+    <w:lvl w:ilvl="1" w:tplc="40090003" w:tentative="1">
+      <w:start w:val="1"/>
+      <w:numFmt w:val="bullet"/>
+      <w:lvlText w:val="o"/>
+      <w:lvlJc w:val="left"/>
+      <w:pPr>
+        <w:ind w:left="1440" w:hanging="360"/>
+      </w:pPr>
+      <w:rPr>
+        <w:rFonts w:ascii="Courier New" w:hAnsi="Courier New" w:cs="Courier New" w:hint="default"/>
+      </w:rPr>
+    </w:lvl>
+    <w:lvl w:ilvl="2" w:tplc="40090005" w:tentative="1">
+      <w:start w:val="1"/>
+      <w:numFmt w:val="bullet"/>
+      <w:lvlText w:val=""/>
+      <w:lvlJc w:val="left"/>
+      <w:pPr>
+        <w:ind w:left="2160" w:hanging="360"/>
+      </w:pPr>
+      <w:rPr>
+        <w:rFonts w:ascii="Wingdings" w:hAnsi="Wingdings" w:hint="default"/>
+      </w:rPr>
+    </w:lvl>
+    <w:lvl w:ilvl="3" w:tplc="40090001" w:tentative="1">
+      <w:start w:val="1"/>
+      <w:numFmt w:val="bullet"/>
+      <w:lvlText w:val=""/>
+      <w:lvlJc w:val="left"/>
+      <w:pPr>
+        <w:ind w:left="2880" w:hanging="360"/>
+      </w:pPr>
+      <w:rPr>
+        <w:rFonts w:ascii="Symbol" w:hAnsi="Symbol" w:hint="default"/>
+      </w:rPr>
+    </w:lvl>
+    <w:lvl w:ilvl="4" w:tplc="40090003" w:tentative="1">
+      <w:start w:val="1"/>
+      <w:numFmt w:val="bullet"/>
+      <w:lvlText w:val="o"/>
+      <w:lvlJc w:val="left"/>
+      <w:pPr>
+        <w:ind w:left="3600" w:hanging="360"/>
+      </w:pPr>
+      <w:rPr>
+        <w:rFonts w:ascii="Courier New" w:hAnsi="Courier New" w:cs="Courier New" w:hint="default"/>
+      </w:rPr>
+    </w:lvl>
+    <w:lvl w:ilvl="5" w:tplc="40090005" w:tentative="1">
+      <w:start w:val="1"/>
+      <w:numFmt w:val="bullet"/>
+      <w:lvlText w:val=""/>
+      <w:lvlJc w:val="left"/>
+      <w:pPr>
+        <w:ind w:left="4320" w:hanging="360"/>
+      </w:pPr>
+      <w:rPr>
+        <w:rFonts w:ascii="Wingdings" w:hAnsi="Wingdings" w:hint="default"/>
+      </w:rPr>
+    </w:lvl>
+    <w:lvl w:ilvl="6" w:tplc="40090001" w:tentative="1">
+      <w:start w:val="1"/>
+      <w:numFmt w:val="bullet"/>
+      <w:lvlText w:val=""/>
+      <w:lvlJc w:val="left"/>
+      <w:pPr>
+        <w:ind w:left="5040" w:hanging="360"/>
+      </w:pPr>
+      <w:rPr>
+        <w:rFonts w:ascii="Symbol" w:hAnsi="Symbol" w:hint="default"/>
+      </w:rPr>
+    </w:lvl>
+    <w:lvl w:ilvl="7" w:tplc="40090003" w:tentative="1">
+      <w:start w:val="1"/>
+      <w:numFmt w:val="bullet"/>
+      <w:lvlText w:val="o"/>
+      <w:lvlJc w:val="left"/>
+      <w:pPr>
+        <w:ind w:left="5760" w:hanging="360"/>
+      </w:pPr>
+      <w:rPr>
+        <w:rFonts w:ascii="Courier New" w:hAnsi="Courier New" w:cs="Courier New" w:hint="default"/>
+      </w:rPr>
+    </w:lvl>
+    <w:lvl w:ilvl="8" w:tplc="40090005" w:tentative="1">
+      <w:start w:val="1"/>
+      <w:numFmt w:val="bullet"/>
+      <w:lvlText w:val=""/>
+      <w:lvlJc w:val="left"/>
+      <w:pPr>
+        <w:ind w:left="6480" w:hanging="360"/>
+      </w:pPr>
+      <w:rPr>
+        <w:rFonts w:ascii="Wingdings" w:hAnsi="Wingdings" w:hint="default"/>
+      </w:rPr>
+    </w:lvl>
+  </w:abstractNum>
+  <w:num w:numId="1">
+    <w:abstractNumId w:val="0"/>
+  </w:num>
+</w:numbering>
 </file>
 
 <file path=word/styles.xml><?xml version="1.0" encoding="utf-8"?>
@@ -2039,6 +2957,17 @@
       <w:u w:val="single"/>
     </w:rPr>
   </w:style>
+  <w:style w:type="paragraph" w:styleId="ListParagraph">
+    <w:name w:val="List Paragraph"/>
+    <w:basedOn w:val="Normal"/>
+    <w:uiPriority w:val="34"/>
+    <w:qFormat/>
+    <w:rsid w:val="001670EB"/>
+    <w:pPr>
+      <w:ind w:left="720"/>
+      <w:contextualSpacing/>
+    </w:pPr>
+  </w:style>
 </w:styles>
 </file>
 
